--- a/docs/CDex-API-Guide.docx
+++ b/docs/CDex-API-Guide.docx
@@ -208,6 +208,78 @@
       </w:pPr>
       <w:r>
         <w:t xml:space="preserve">This guide replaces the earlier CDex guide and follows the current code. Section 11 lists the code changes it reflects.</w:t>
+      </w:r>
+    </w:p>
+    <w:p>
+      <w:pPr>
+        <w:pStyle w:val="BlockText"/>
+      </w:pPr>
+      <w:r>
+        <w:rPr>
+          <w:bCs/>
+          <w:b/>
+        </w:rPr>
+        <w:t xml:space="preserve">Updated Oct 9, 2026 (later the same day).</w:t>
+      </w:r>
+      <w:r>
+        <w:t xml:space="preserve"> </w:t>
+      </w:r>
+      <w:r>
+        <w:t xml:space="preserve">The payer id and the member id now come only from the patient's insurance in the EHR; table</w:t>
+      </w:r>
+      <w:r>
+        <w:t xml:space="preserve"> </w:t>
+      </w:r>
+      <w:r>
+        <w:rPr>
+          <w:rStyle w:val="VerbatimChar"/>
+        </w:rPr>
+        <w:t xml:space="preserve">PA_PAYER</w:t>
+      </w:r>
+      <w:r>
+        <w:t xml:space="preserve"> </w:t>
+      </w:r>
+      <w:r>
+        <w:t xml:space="preserve">no longer has</w:t>
+      </w:r>
+      <w:r>
+        <w:t xml:space="preserve"> </w:t>
+      </w:r>
+      <w:r>
+        <w:rPr>
+          <w:rStyle w:val="VerbatimChar"/>
+        </w:rPr>
+        <w:t xml:space="preserve">PAYER_IDENTIFIER</w:t>
+      </w:r>
+      <w:r>
+        <w:t xml:space="preserve">,</w:t>
+      </w:r>
+      <w:r>
+        <w:t xml:space="preserve"> </w:t>
+      </w:r>
+      <w:r>
+        <w:rPr>
+          <w:rStyle w:val="VerbatimChar"/>
+        </w:rPr>
+        <w:t xml:space="preserve">MEMBER_ID_SYSTEM</w:t>
+      </w:r>
+      <w:r>
+        <w:t xml:space="preserve"> </w:t>
+      </w:r>
+      <w:r>
+        <w:t xml:space="preserve">and</w:t>
+      </w:r>
+      <w:r>
+        <w:t xml:space="preserve"> </w:t>
+      </w:r>
+      <w:r>
+        <w:rPr>
+          <w:rStyle w:val="VerbatimChar"/>
+        </w:rPr>
+        <w:t xml:space="preserve">PAYER_ID_SYSTEM</w:t>
+      </w:r>
+      <w:r>
+        <w:t xml:space="preserve">. Orders are service and medication orders only (no device orders). When a patient has more than one active insurance and none is chosen, the gateway answers 422 instead of picking one. The Word guides named "PayerGatewayWebAPI - ... API Guide.docx" in this folder are the complete, current description.</w:t>
       </w:r>
     </w:p>
     <w:bookmarkStart w:id="20" w:name="what-this-step-does"/>
@@ -4568,7 +4640,7 @@
           <w:rStyle w:val="VerbatimChar"/>
           <w:sz w:val="14"/>
         </w:rPr>
-        <w:t xml:space="preserve">    { "name": "PayerId", "valueIdentifier": { "system": "http://example.org/payer-ids", "value": "PAYER001" } },</w:t>
+        <w:t xml:space="preserve">    { "name": "PayerId", "valueIdentifier": { "value": "PAYER001" } },</w:t>
       </w:r>
       <w:r>
         <w:rPr>
@@ -4607,7 +4679,7 @@
           <w:rStyle w:val="VerbatimChar"/>
           <w:sz w:val="14"/>
         </w:rPr>
-        <w:t xml:space="preserve">    { "name": "MemberId", "valueIdentifier": { "system": "http://example.org/member-ids", "value": "MBR-1001" } },</w:t>
+        <w:t xml:space="preserve">    { "name": "MemberId", "valueIdentifier": { "value": "MBR-1001" } },</w:t>
       </w:r>
       <w:r>
         <w:rPr>
@@ -5060,35 +5132,9 @@
             </w:pPr>
             <w:r>
               <w:rPr>
-                <w:rStyle w:val="VerbatimChar"/>
-                <w:sz w:val="17"/>
-              </w:rPr>
-              <w:t xml:space="preserve">PA_PAYER.PAYER_IDENTIFIER</w:t>
-            </w:r>
-            <w:r>
-              <w:rPr>
-                <w:sz w:val="19"/>
-              </w:rPr>
-              <w:t xml:space="preserve"> </w:t>
-            </w:r>
-            <w:r>
-              <w:rPr>
-                <w:sz w:val="19"/>
-              </w:rPr>
-              <w:t xml:space="preserve">(else the payer name) with</w:t>
-            </w:r>
-            <w:r>
-              <w:rPr>
-                <w:sz w:val="19"/>
-              </w:rPr>
-              <w:t xml:space="preserve"> </w:t>
-            </w:r>
-            <w:r>
-              <w:rPr>
-                <w:rStyle w:val="VerbatimChar"/>
-                <w:sz w:val="17"/>
-              </w:rPr>
-              <w:t xml:space="preserve">PAYER_ID_SYSTEM</w:t>
+                <w:sz w:val="19"/>
+              </w:rPr>
+              <w:t xml:space="preserve">The payer id of the patient's insurance, as sent in the PAS request. Left out when the insurance has none</w:t>
             </w:r>
           </w:p>
         </w:tc>
@@ -5214,20 +5260,7 @@
               <w:rPr>
                 <w:sz w:val="19"/>
               </w:rPr>
-              <w:t xml:space="preserve">The member id of the coverage, with</w:t>
-            </w:r>
-            <w:r>
-              <w:rPr>
-                <w:sz w:val="19"/>
-              </w:rPr>
-              <w:t xml:space="preserve"> </w:t>
-            </w:r>
-            <w:r>
-              <w:rPr>
-                <w:rStyle w:val="VerbatimChar"/>
-                <w:sz w:val="17"/>
-              </w:rPr>
-              <w:t xml:space="preserve">PA_PAYER.MEMBER_ID_SYSTEM</w:t>
+              <w:t xml:space="preserve">The member id of the patient's insurance, as sent in the PAS request. No identifier system is added</w:t>
             </w:r>
           </w:p>
         </w:tc>
@@ -10732,9 +10765,9 @@
         </w:tblCellMar>
       </w:tblPr>
       <w:tblGrid>
-        <w:gridCol w:w="3328"/>
-        <w:gridCol w:w="4002"/>
-        <w:gridCol w:w="2308"/>
+        <w:gridCol w:w="3471"/>
+        <w:gridCol w:w="3948"/>
+        <w:gridCol w:w="2219"/>
       </w:tblGrid>
       <w:tr>
         <w:trPr>
@@ -10743,7 +10776,7 @@
         </w:trPr>
         <w:tc>
           <w:tcPr>
-            <w:tcW w:w="3328" w:type="dxa"/>
+            <w:tcW w:w="3471" w:type="dxa"/>
             <w:shd w:val="clear" w:color="auto" w:fill="DCE6F2"/>
           </w:tcPr>
           <w:p>
@@ -10764,7 +10797,7 @@
         </w:tc>
         <w:tc>
           <w:tcPr>
-            <w:tcW w:w="4002" w:type="dxa"/>
+            <w:tcW w:w="3948" w:type="dxa"/>
             <w:shd w:val="clear" w:color="auto" w:fill="DCE6F2"/>
           </w:tcPr>
           <w:p>
@@ -10785,7 +10818,7 @@
         </w:tc>
         <w:tc>
           <w:tcPr>
-            <w:tcW w:w="2308" w:type="dxa"/>
+            <w:tcW w:w="2219" w:type="dxa"/>
             <w:shd w:val="clear" w:color="auto" w:fill="DCE6F2"/>
           </w:tcPr>
           <w:p>
@@ -10811,7 +10844,7 @@
         </w:trPr>
         <w:tc>
           <w:tcPr>
-            <w:tcW w:w="3328" w:type="dxa"/>
+            <w:tcW w:w="3471" w:type="dxa"/>
           </w:tcPr>
           <w:p>
             <w:pPr>
@@ -10855,7 +10888,7 @@
         </w:tc>
         <w:tc>
           <w:tcPr>
-            <w:tcW w:w="4002" w:type="dxa"/>
+            <w:tcW w:w="3948" w:type="dxa"/>
           </w:tcPr>
           <w:p>
             <w:pPr>
@@ -10874,7 +10907,7 @@
         </w:tc>
         <w:tc>
           <w:tcPr>
-            <w:tcW w:w="2308" w:type="dxa"/>
+            <w:tcW w:w="2219" w:type="dxa"/>
           </w:tcPr>
           <w:p>
             <w:pPr>
@@ -10947,7 +10980,7 @@
         </w:trPr>
         <w:tc>
           <w:tcPr>
-            <w:tcW w:w="3328" w:type="dxa"/>
+            <w:tcW w:w="3471" w:type="dxa"/>
           </w:tcPr>
           <w:p>
             <w:pPr>
@@ -10966,7 +10999,7 @@
         </w:tc>
         <w:tc>
           <w:tcPr>
-            <w:tcW w:w="4002" w:type="dxa"/>
+            <w:tcW w:w="3948" w:type="dxa"/>
           </w:tcPr>
           <w:p>
             <w:pPr>
@@ -10984,7 +11017,7 @@
         </w:tc>
         <w:tc>
           <w:tcPr>
-            <w:tcW w:w="2308" w:type="dxa"/>
+            <w:tcW w:w="2219" w:type="dxa"/>
           </w:tcPr>
           <w:p>
             <w:pPr>
@@ -11007,26 +11040,19 @@
         </w:trPr>
         <w:tc>
           <w:tcPr>
-            <w:tcW w:w="3328" w:type="dxa"/>
-          </w:tcPr>
-          <w:p>
-            <w:pPr>
-              <w:pStyle w:val="Compact"/>
-              <w:spacing w:before="0" w:after="0"/>
-              <w:jc w:val="left"/>
-            </w:pPr>
-            <w:r>
-              <w:rPr>
-                <w:rStyle w:val="VerbatimChar"/>
-                <w:sz w:val="17"/>
-              </w:rPr>
-              <w:t xml:space="preserve">PA_PAYER.PAYER_IDENTIFIER</w:t>
-            </w:r>
-            <w:r>
-              <w:rPr>
-                <w:sz w:val="19"/>
-              </w:rPr>
-              <w:t xml:space="preserve">,</w:t>
+            <w:tcW w:w="3471" w:type="dxa"/>
+          </w:tcPr>
+          <w:p>
+            <w:pPr>
+              <w:pStyle w:val="Compact"/>
+              <w:spacing w:before="0" w:after="0"/>
+              <w:jc w:val="left"/>
+            </w:pPr>
+            <w:r>
+              <w:rPr>
+                <w:sz w:val="19"/>
+              </w:rPr>
+              <w:t xml:space="preserve">The payer id of the patient's insurance (FHIR API,</w:t>
             </w:r>
             <w:r>
               <w:rPr>
@@ -11039,25 +11065,31 @@
                 <w:rStyle w:val="VerbatimChar"/>
                 <w:sz w:val="17"/>
               </w:rPr>
-              <w:t xml:space="preserve">PAYER_ID_SYSTEM</w:t>
-            </w:r>
-          </w:p>
-        </w:tc>
-        <w:tc>
-          <w:tcPr>
-            <w:tcW w:w="4002" w:type="dxa"/>
-          </w:tcPr>
-          <w:p>
-            <w:pPr>
-              <w:pStyle w:val="Compact"/>
-              <w:spacing w:before="0" w:after="0"/>
-              <w:jc w:val="left"/>
-            </w:pPr>
-          </w:p>
-        </w:tc>
-        <w:tc>
-          <w:tcPr>
-            <w:tcW w:w="2308" w:type="dxa"/>
+              <w:t xml:space="preserve">Coverage.payor.identifier</w:t>
+            </w:r>
+            <w:r>
+              <w:rPr>
+                <w:sz w:val="19"/>
+              </w:rPr>
+              <w:t xml:space="preserve">)</w:t>
+            </w:r>
+          </w:p>
+        </w:tc>
+        <w:tc>
+          <w:tcPr>
+            <w:tcW w:w="3948" w:type="dxa"/>
+          </w:tcPr>
+          <w:p>
+            <w:pPr>
+              <w:pStyle w:val="Compact"/>
+              <w:spacing w:before="0" w:after="0"/>
+              <w:jc w:val="left"/>
+            </w:pPr>
+          </w:p>
+        </w:tc>
+        <w:tc>
+          <w:tcPr>
+            <w:tcW w:w="2219" w:type="dxa"/>
           </w:tcPr>
           <w:p>
             <w:pPr>
@@ -11081,50 +11113,19 @@
         </w:trPr>
         <w:tc>
           <w:tcPr>
-            <w:tcW w:w="3328" w:type="dxa"/>
-          </w:tcPr>
-          <w:p>
-            <w:pPr>
-              <w:pStyle w:val="Compact"/>
-              <w:spacing w:before="0" w:after="0"/>
-              <w:jc w:val="left"/>
-            </w:pPr>
-            <w:r>
-              <w:rPr>
-                <w:rStyle w:val="VerbatimChar"/>
-                <w:sz w:val="17"/>
-              </w:rPr>
-              <w:t xml:space="preserve">PA_PAYER.MEMBER_ID_SYSTEM</w:t>
-            </w:r>
-          </w:p>
-        </w:tc>
-        <w:tc>
-          <w:tcPr>
-            <w:tcW w:w="4002" w:type="dxa"/>
-          </w:tcPr>
-          <w:p>
-            <w:pPr>
-              <w:pStyle w:val="Compact"/>
-              <w:spacing w:before="0" w:after="0"/>
-              <w:jc w:val="left"/>
-            </w:pPr>
-          </w:p>
-        </w:tc>
-        <w:tc>
-          <w:tcPr>
-            <w:tcW w:w="2308" w:type="dxa"/>
-          </w:tcPr>
-          <w:p>
-            <w:pPr>
-              <w:pStyle w:val="Compact"/>
-              <w:spacing w:before="0" w:after="0"/>
-              <w:jc w:val="left"/>
-            </w:pPr>
-            <w:r>
-              <w:rPr>
-                <w:sz w:val="19"/>
-              </w:rPr>
-              <w:t xml:space="preserve">System of</w:t>
+            <w:tcW w:w="3471" w:type="dxa"/>
+          </w:tcPr>
+          <w:p>
+            <w:pPr>
+              <w:pStyle w:val="Compact"/>
+              <w:spacing w:before="0" w:after="0"/>
+              <w:jc w:val="left"/>
+            </w:pPr>
+            <w:r>
+              <w:rPr>
+                <w:sz w:val="19"/>
+              </w:rPr>
+              <w:t xml:space="preserve">The member id of the patient's insurance (FHIR API,</w:t>
             </w:r>
             <w:r>
               <w:rPr>
@@ -11132,6 +11133,43 @@
               </w:rPr>
               <w:t xml:space="preserve"> </w:t>
             </w:r>
+            <w:r>
+              <w:rPr>
+                <w:rStyle w:val="VerbatimChar"/>
+                <w:sz w:val="17"/>
+              </w:rPr>
+              <w:t xml:space="preserve">Coverage.subscriberId</w:t>
+            </w:r>
+            <w:r>
+              <w:rPr>
+                <w:sz w:val="19"/>
+              </w:rPr>
+              <w:t xml:space="preserve">)</w:t>
+            </w:r>
+          </w:p>
+        </w:tc>
+        <w:tc>
+          <w:tcPr>
+            <w:tcW w:w="3948" w:type="dxa"/>
+          </w:tcPr>
+          <w:p>
+            <w:pPr>
+              <w:pStyle w:val="Compact"/>
+              <w:spacing w:before="0" w:after="0"/>
+              <w:jc w:val="left"/>
+            </w:pPr>
+          </w:p>
+        </w:tc>
+        <w:tc>
+          <w:tcPr>
+            <w:tcW w:w="2219" w:type="dxa"/>
+          </w:tcPr>
+          <w:p>
+            <w:pPr>
+              <w:pStyle w:val="Compact"/>
+              <w:spacing w:before="0" w:after="0"/>
+              <w:jc w:val="left"/>
+            </w:pPr>
             <w:r>
               <w:rPr>
                 <w:rStyle w:val="VerbatimChar"/>
@@ -11148,7 +11186,7 @@
         </w:trPr>
         <w:tc>
           <w:tcPr>
-            <w:tcW w:w="3328" w:type="dxa"/>
+            <w:tcW w:w="3471" w:type="dxa"/>
           </w:tcPr>
           <w:p>
             <w:pPr>
@@ -11167,7 +11205,7 @@
         </w:tc>
         <w:tc>
           <w:tcPr>
-            <w:tcW w:w="4002" w:type="dxa"/>
+            <w:tcW w:w="3948" w:type="dxa"/>
           </w:tcPr>
           <w:p>
             <w:pPr>
@@ -11186,7 +11224,7 @@
         </w:tc>
         <w:tc>
           <w:tcPr>
-            <w:tcW w:w="2308" w:type="dxa"/>
+            <w:tcW w:w="2219" w:type="dxa"/>
           </w:tcPr>
           <w:p>
             <w:pPr>
@@ -11209,7 +11247,7 @@
         </w:trPr>
         <w:tc>
           <w:tcPr>
-            <w:tcW w:w="3328" w:type="dxa"/>
+            <w:tcW w:w="3471" w:type="dxa"/>
           </w:tcPr>
           <w:p>
             <w:pPr>
@@ -11228,7 +11266,7 @@
         </w:tc>
         <w:tc>
           <w:tcPr>
-            <w:tcW w:w="4002" w:type="dxa"/>
+            <w:tcW w:w="3948" w:type="dxa"/>
           </w:tcPr>
           <w:p>
             <w:pPr>
@@ -11246,7 +11284,7 @@
         </w:tc>
         <w:tc>
           <w:tcPr>
-            <w:tcW w:w="2308" w:type="dxa"/>
+            <w:tcW w:w="2219" w:type="dxa"/>
           </w:tcPr>
           <w:p>
             <w:pPr>
@@ -11269,7 +11307,7 @@
         </w:trPr>
         <w:tc>
           <w:tcPr>
-            <w:tcW w:w="3328" w:type="dxa"/>
+            <w:tcW w:w="3471" w:type="dxa"/>
           </w:tcPr>
           <w:p>
             <w:pPr>
@@ -11288,7 +11326,7 @@
         </w:tc>
         <w:tc>
           <w:tcPr>
-            <w:tcW w:w="4002" w:type="dxa"/>
+            <w:tcW w:w="3948" w:type="dxa"/>
           </w:tcPr>
           <w:p>
             <w:pPr>
@@ -11307,7 +11345,7 @@
         </w:tc>
         <w:tc>
           <w:tcPr>
-            <w:tcW w:w="2308" w:type="dxa"/>
+            <w:tcW w:w="2219" w:type="dxa"/>
           </w:tcPr>
           <w:p>
             <w:pPr>
